--- a/docs/Maid_Brigade_Readiness.docx
+++ b/docs/Maid_Brigade_Readiness.docx
@@ -13,7 +13,7 @@
           <w:color w:val="6B7280"/>
           <w:sz w:val="16"/>
         </w:rPr>
-        <w:t>VELOCITY GTM CO  ·  ServiceBridge GTM  ·  Evive Brands  ·  Track 2 P2 #2 NorthStar</w:t>
+        <w:t>VELOCITY GTM CO  ·  ServiceBridge GTM  ·  Evive Brands  ·  Track 2 P2 #2</w:t>
       </w:r>
     </w:p>
     <w:p>
@@ -41,7 +41,7 @@
           <w:color w:val="185FA5"/>
           <w:sz w:val="20"/>
         </w:rPr>
-        <w:t>Score 95  ·  Tier T2  ·  Character: ★ NORTHSTAR · NEWEST EVIVE BRAND · CLEANING VERTICAL</w:t>
+        <w:t>Score 95  ·  Tier T2  ·  Character: NEWEST EVIVE BRAND · CLEANING VERTICAL</w:t>
       </w:r>
     </w:p>
     <w:p>
@@ -1948,7 +1948,7 @@
           <w:color w:val="374151"/>
           <w:sz w:val="20"/>
         </w:rPr>
-        <w:t>Score 95 (T2 NorthStar) per Track 2 v2 matrix. Drivers: HOODZ-pattern fit (cleaning vertical proven), fresh acquisition (June 2025) = open posture, Ryan Parsons cross-brand authority, Raychel Leong-Sullins retained, 280+ locations international footprint, PUREcleaning® premium positioning. Reduced by cleaning-specific SaaS competition, lower vertical margins. Evive parent +25 NorthStar bonus.</w:t>
+        <w:t>Score 95 (T2) per Track 2 v2 matrix. Drivers: HOODZ-pattern fit (cleaning vertical proven), fresh acquisition (June 2025) = open posture, Ryan Parsons cross-brand authority, Raychel Leong-Sullins retained, 280+ locations international footprint, PUREcleaning® premium positioning. Reduced by cleaning-specific SaaS competition, lower vertical margins. Evive parent +25 bonus.</w:t>
       </w:r>
     </w:p>
     <w:p>
